--- a/backend/doc/Инструкция.docx
+++ b/backend/doc/Инструкция.docx
@@ -3,89 +3,34 @@
 <w:document xmlns:wpc="http://schemas.microsoft.com/office/word/2010/wordprocessingCanvas" xmlns:cx="http://schemas.microsoft.com/office/drawing/2014/chartex" xmlns:cx1="http://schemas.microsoft.com/office/drawing/2015/9/8/chartex" xmlns:cx2="http://schemas.microsoft.com/office/drawing/2015/10/21/chartex" xmlns:cx3="http://schemas.microsoft.com/office/drawing/2016/5/9/chartex" xmlns:cx4="http://schemas.microsoft.com/office/drawing/2016/5/10/chartex" xmlns:cx5="http://schemas.microsoft.com/office/drawing/2016/5/11/chartex" xmlns:cx6="http://schemas.microsoft.com/office/drawing/2016/5/12/chartex" xmlns:cx7="http://schemas.microsoft.com/office/drawing/2016/5/13/chartex" xmlns:cx8="http://schemas.microsoft.com/office/drawing/2016/5/14/chartex" xmlns:mc="http://schemas.openxmlformats.org/markup-compatibility/2006" xmlns:aink="http://schemas.microsoft.com/office/drawing/2016/ink" xmlns:am3d="http://schemas.microsoft.com/office/drawing/2017/model3d" xmlns:o="urn:schemas-microsoft-com:office:office" xmlns:oel="http://schemas.microsoft.com/office/2019/extlst" xmlns:r="http://schemas.openxmlformats.org/officeDocument/2006/relationships" xmlns:m="http://schemas.openxmlformats.org/officeDocument/2006/math" xmlns:v="urn:schemas-microsoft-com:vml" xmlns:wp14="http://schemas.microsoft.com/office/word/2010/wordprocessingDrawing" xmlns:wp="http://schemas.openxmlformats.org/drawingml/2006/wordprocessingDrawing" xmlns:w10="urn:schemas-microsoft-com:office:word" xmlns:w="http://schemas.openxmlformats.org/wordprocessingml/2006/main" xmlns:w14="http://schemas.microsoft.com/office/word/2010/wordml" xmlns:w15="http://schemas.microsoft.com/office/word/2012/wordml" xmlns:w16cex="http://schemas.microsoft.com/office/word/2018/wordml/cex" xmlns:w16cid="http://schemas.microsoft.com/office/word/2016/wordml/cid" xmlns:w16="http://schemas.microsoft.com/office/word/2018/wordml" xmlns:w16sdtdh="http://schemas.microsoft.com/office/word/2020/wordml/sdtdatahash" xmlns:w16se="http://schemas.microsoft.com/office/word/2015/wordml/symex" xmlns:wpg="http://schemas.microsoft.com/office/word/2010/wordprocessingGroup" xmlns:wpi="http://schemas.microsoft.com/office/word/2010/wordprocessingInk" xmlns:wne="http://schemas.microsoft.com/office/word/2006/wordml" xmlns:wps="http://schemas.microsoft.com/office/word/2010/wordprocessingShape" mc:Ignorable="w14 w15 w16se w16cid w16 w16cex w16sdtdh wp14">
   <w:body>
     <w:p>
-      <w:proofErr w:type="spellStart"/>
+      <w:pPr>
+        <w:rPr>
+          <w:lang w:val="en-US"/>
+        </w:rPr>
+      </w:pPr>
       <w:r>
         <w:rPr>
           <w:lang w:val="en-US"/>
         </w:rPr>
-        <w:t>sudo</w:t>
+        <w:t xml:space="preserve">sudo docker load -i postgres.tar </w:t>
       </w:r>
-      <w:proofErr w:type="spellEnd"/>
+    </w:p>
+    <w:p>
+      <w:pPr>
+        <w:rPr>
+          <w:lang w:val="en-US"/>
+        </w:rPr>
+      </w:pPr>
       <w:r>
         <w:rPr>
           <w:lang w:val="en-US"/>
         </w:rPr>
-        <w:t xml:space="preserve"> docker load -</w:t>
-      </w:r>
-      <w:proofErr w:type="spellStart"/>
-      <w:r>
-        <w:rPr>
-          <w:lang w:val="en-US"/>
-        </w:rPr>
-        <w:t>i</w:t>
-      </w:r>
-      <w:proofErr w:type="spellEnd"/>
-      <w:r>
-        <w:rPr>
-          <w:lang w:val="en-US"/>
-        </w:rPr>
-        <w:t xml:space="preserve"> postgres.tar </w:t>
+        <w:t>sudo docker load -i backend.tar</w:t>
       </w:r>
     </w:p>
     <w:p>
-      <w:proofErr w:type="spellStart"/>
       <w:r>
-        <w:rPr>
-          <w:lang w:val="en-US"/>
-        </w:rPr>
-        <w:t>sudo</w:t>
-      </w:r>
-      <w:proofErr w:type="spellEnd"/>
-      <w:r>
-        <w:rPr>
-          <w:lang w:val="en-US"/>
-        </w:rPr>
-        <w:t xml:space="preserve"> docker load -</w:t>
-      </w:r>
-      <w:proofErr w:type="spellStart"/>
-      <w:r>
-        <w:rPr>
-          <w:lang w:val="en-US"/>
-        </w:rPr>
-        <w:t>i</w:t>
-      </w:r>
-      <w:proofErr w:type="spellEnd"/>
-      <w:r>
-        <w:rPr>
-          <w:lang w:val="en-US"/>
-        </w:rPr>
-        <w:t xml:space="preserve"> backend.tar</w:t>
-      </w:r>
-    </w:p>
-    <w:p>
-      <w:proofErr w:type="spellStart"/>
-      <w:r>
-        <w:t>sudo</w:t>
-      </w:r>
-      <w:proofErr w:type="spellEnd"/>
-      <w:r>
-        <w:t xml:space="preserve"> </w:t>
-      </w:r>
-      <w:proofErr w:type="spellStart"/>
-      <w:r>
-        <w:t>docker-compose</w:t>
-      </w:r>
-      <w:proofErr w:type="spellEnd"/>
-      <w:r>
-        <w:t xml:space="preserve"> </w:t>
-      </w:r>
-      <w:proofErr w:type="spellStart"/>
-      <w:r>
-        <w:t>up</w:t>
-      </w:r>
-      <w:proofErr w:type="spellEnd"/>
-      <w:r>
-        <w:t xml:space="preserve"> -d</w:t>
+        <w:t>sudo docker-compose up -d</w:t>
       </w:r>
     </w:p>
     <w:p>
@@ -106,23 +51,7 @@
         <w:t>"</w:t>
       </w:r>
       <w:r>
-        <w:t>Сетевой мост" (</w:t>
-      </w:r>
-      <w:proofErr w:type="spellStart"/>
-      <w:r>
-        <w:t>Bridged</w:t>
-      </w:r>
-      <w:proofErr w:type="spellEnd"/>
-      <w:r>
-        <w:t xml:space="preserve"> </w:t>
-      </w:r>
-      <w:proofErr w:type="spellStart"/>
-      <w:r>
-        <w:t>Adapter</w:t>
-      </w:r>
-      <w:proofErr w:type="spellEnd"/>
-      <w:r>
-        <w:t>).</w:t>
+        <w:t>Сетевой мост" (Bridged Adapter).</w:t>
       </w:r>
       <w:r>
         <w:br/>
@@ -132,23 +61,7 @@
           <w:i/>
           <w:iCs/>
         </w:rPr>
-        <w:t xml:space="preserve">(Это выдаст </w:t>
-      </w:r>
-      <w:proofErr w:type="spellStart"/>
-      <w:r>
-        <w:rPr>
-          <w:i/>
-          <w:iCs/>
-        </w:rPr>
-        <w:t>виртуалке</w:t>
-      </w:r>
-      <w:proofErr w:type="spellEnd"/>
-      <w:r>
-        <w:rPr>
-          <w:i/>
-          <w:iCs/>
-        </w:rPr>
-        <w:t xml:space="preserve"> полноценный IP-адрес в вашей локальной сети, например 192.168.1.50)</w:t>
+        <w:t>(Это выдаст виртуалке полноценный IP-адрес в вашей локальной сети, например 192.168.1.50)</w:t>
       </w:r>
       <w:r>
         <w:t>.</w:t>
@@ -162,23 +75,7 @@
         </w:numPr>
       </w:pPr>
       <w:r>
-        <w:t>Включите Astra Linux, откройте там терминал и введите </w:t>
-      </w:r>
-      <w:proofErr w:type="spellStart"/>
-      <w:r>
-        <w:t>ip</w:t>
-      </w:r>
-      <w:proofErr w:type="spellEnd"/>
-      <w:r>
-        <w:t xml:space="preserve"> a или </w:t>
-      </w:r>
-      <w:proofErr w:type="spellStart"/>
-      <w:r>
-        <w:t>ifconfig</w:t>
-      </w:r>
-      <w:proofErr w:type="spellEnd"/>
-      <w:r>
-        <w:t>, чтобы узнать её IP-адрес.</w:t>
+        <w:t>Включите Astra Linux, откройте там терминал и введите ip a или ifconfig, чтобы узнать её IP-адрес.</w:t>
       </w:r>
     </w:p>
     <w:p>
@@ -188,15 +85,24 @@
       </w:r>
       <w:r>
         <w:br/>
-        <w:t>http://&lt;IP_АДРЕС_ASTРА_LINUX</w:t>
+        <w:t>http://&lt;IP_АДРЕС_ASTРА_LINUX&gt;:8080/swagger-ui/index.html</w:t>
       </w:r>
-      <w:proofErr w:type="gramStart"/>
+    </w:p>
+    <w:p>
+      <w:hyperlink r:id="rId5" w:tgtFrame="_blank" w:tooltip="https://github.com/cybrtps/Docker-offline-install" w:history="1">
+        <w:r>
+          <w:rPr>
+            <w:rStyle w:val="ac"/>
+          </w:rPr>
+          <w:t>https://github.com/cybrtps/Docker-offline-install</w:t>
+        </w:r>
+      </w:hyperlink>
+    </w:p>
+    <w:p>
       <w:r>
-        <w:t>&gt;:8080/swagger-ui/index.html</w:t>
+        <w:t>https://dropmefiles.com/ShmwQ</w:t>
       </w:r>
-      <w:proofErr w:type="gramEnd"/>
     </w:p>
-    <w:p/>
     <w:sectPr>
       <w:pgSz w:w="11906" w:h="16838"/>
       <w:pgMar w:top="1134" w:right="850" w:bottom="1134" w:left="1701" w:header="708" w:footer="708" w:gutter="0"/>
@@ -1244,6 +1150,29 @@
       <w:spacing w:val="5"/>
     </w:rPr>
   </w:style>
+  <w:style w:type="character" w:styleId="ac">
+    <w:name w:val="Hyperlink"/>
+    <w:basedOn w:val="a0"/>
+    <w:uiPriority w:val="99"/>
+    <w:unhideWhenUsed/>
+    <w:rsid w:val="00AF7801"/>
+    <w:rPr>
+      <w:color w:val="0563C1" w:themeColor="hyperlink"/>
+      <w:u w:val="single"/>
+    </w:rPr>
+  </w:style>
+  <w:style w:type="character" w:styleId="ad">
+    <w:name w:val="Unresolved Mention"/>
+    <w:basedOn w:val="a0"/>
+    <w:uiPriority w:val="99"/>
+    <w:semiHidden/>
+    <w:unhideWhenUsed/>
+    <w:rsid w:val="00AF7801"/>
+    <w:rPr>
+      <w:color w:val="605E5C"/>
+      <w:shd w:val="clear" w:color="auto" w:fill="E1DFDD"/>
+    </w:rPr>
+  </w:style>
 </w:styles>
 </file>
 

--- a/backend/doc/Инструкция.docx
+++ b/backend/doc/Инструкция.docx
@@ -100,7 +100,7 @@
     </w:p>
     <w:p>
       <w:r>
-        <w:t>https://dropmefiles.com/ShmwQ</w:t>
+        <w:t>https://dropmefiles.com/oVcQK</w:t>
       </w:r>
     </w:p>
     <w:sectPr>
@@ -837,6 +837,7 @@
   <w:style w:type="character" w:default="1" w:styleId="a0">
     <w:name w:val="Default Paragraph Font"/>
     <w:uiPriority w:val="1"/>
+    <w:semiHidden/>
     <w:unhideWhenUsed/>
   </w:style>
   <w:style w:type="table" w:default="1" w:styleId="a1">
